--- a/diary/summer_d5.2.docx
+++ b/diary/summer_d5.2.docx
@@ -2,7 +2,7 @@
 <file path=word/document.xml><?xml version="1.0" encoding="utf-8"?>
 <w:document xmlns:w="http://schemas.openxmlformats.org/wordprocessingml/2006/main" xmlns:m="http://schemas.openxmlformats.org/officeDocument/2006/math" xmlns:r="http://schemas.openxmlformats.org/officeDocument/2006/relationships" xmlns:o="urn:schemas-microsoft-com:office:office" xmlns:v="urn:schemas-microsoft-com:vml" xmlns:w10="urn:schemas-microsoft-com:office:word" xmlns:a="http://schemas.openxmlformats.org/drawingml/2006/main" xmlns:pic="http://schemas.openxmlformats.org/drawingml/2006/picture" xmlns:wp="http://schemas.openxmlformats.org/drawingml/2006/wordprocessingDrawing">
   <w:body>
-    <w:bookmarkStart w:id="17" w:name="Xe5a138a9fdd42119faaf1af6c6e28b0774da5d3"/>
+    <w:bookmarkStart w:id="18" w:name="Xe5a138a9fdd42119faaf1af6c6e28b0774da5d3"/>
     <w:p>
       <w:pPr>
         <w:pStyle w:val="Heading1"/>
@@ -136,14 +136,15 @@
         <w:t xml:space="preserve">real units time out.</w:t>
       </w:r>
     </w:p>
-    <w:bookmarkStart w:id="9" w:name="headline"/>
-    <w:p>
-      <w:pPr>
-        <w:pStyle w:val="Heading2"/>
-      </w:pPr>
-      <w:r>
-        <w:t xml:space="preserve">0. Headline</w:t>
-      </w:r>
+    <w:p>
+      <w:pPr>
+        <w:pStyle w:val="Heading3"/>
+      </w:pPr>
+      <w:bookmarkStart w:id="9" w:name="X80f9fcef0a1aee5b0a5af118b540472c526dbb0"/>
+      <w:r>
+        <w:t xml:space="preserve">⚠️ Corrections from later entries (added D5.5, in place — nothing deleted)</w:t>
+      </w:r>
+      <w:bookmarkEnd w:id="9"/>
     </w:p>
     <w:p>
       <w:pPr>
@@ -158,13 +159,43 @@
           <w:b/>
           <w:bCs/>
         </w:rPr>
-        <w:t xml:space="preserve">The proxy neuron was doing more work than the block structure was.</w:t>
-      </w:r>
-      <w:r>
-        <w:t xml:space="preserve"> </w:t>
-      </w:r>
-      <w:r>
-        <w:t xml:space="preserve">At</w:t>
+        <w:t xml:space="preserve">The IoU results in §3 are WITHDRAWN (D5.4).</w:t>
+      </w:r>
+      <w:r>
+        <w:t xml:space="preserve"> </w:t>
+      </w:r>
+      <w:r>
+        <w:t xml:space="preserve">They were measured at an activation range</w:t>
+      </w:r>
+      <w:r>
+        <w:t xml:space="preserve"> </w:t>
+      </w:r>
+      <w:r>
+        <w:t xml:space="preserve">of alpha=0 (threshold at 0), giving density ~0.50. At that density the</w:t>
+      </w:r>
+      <w:r>
+        <w:t xml:space="preserve"> </w:t>
+      </w:r>
+      <w:r>
+        <w:t xml:space="preserve">“fire on everything”</w:t>
+      </w:r>
+      <w:r>
+        <w:t xml:space="preserve"> </w:t>
+      </w:r>
+      <w:r>
+        <w:t xml:space="preserve">formula scores IoU = density by construction, and the reported IoUs sit ~1.01x that. The</w:t>
+      </w:r>
+      <w:r>
+        <w:t xml:space="preserve"> </w:t>
+      </w:r>
+      <w:r>
+        <w:t xml:space="preserve">number being interpreted was the density. The winning formulas were high-coverage blankets</w:t>
+      </w:r>
+      <w:r>
+        <w:t xml:space="preserve"> </w:t>
+      </w:r>
+      <w:r>
+        <w:t xml:space="preserve">anchored on</w:t>
       </w:r>
       <w:r>
         <w:t xml:space="preserve"> </w:t>
@@ -173,35 +204,31 @@
         <w:rPr>
           <w:rStyle w:val="VerbatimChar"/>
         </w:rPr>
-        <w:t xml:space="preserve">K=15, length=4, all categories</w:t>
-      </w:r>
-      <w:r>
-        <w:t xml:space="preserve"> </w:t>
-      </w:r>
-      <w:r>
-        <w:t xml:space="preserve">— D5.1’s showcase</w:t>
-      </w:r>
-      <w:r>
-        <w:t xml:space="preserve"> </w:t>
-      </w:r>
-      <w:r>
-        <w:t xml:space="preserve">“terminates comfortably in 6.5 s”</w:t>
-      </w:r>
-      <w:r>
-        <w:t xml:space="preserve"> </w:t>
-      </w:r>
-      <w:r>
-        <w:t xml:space="preserve">case — real units give a</w:t>
-      </w:r>
-      <w:r>
-        <w:t xml:space="preserve"> </w:t>
-      </w:r>
-      <w:r>
-        <w:rPr>
-          <w:b/>
-          <w:bCs/>
-        </w:rPr>
-        <w:t xml:space="preserve">6.1× larger frontier, 22.5× the time, and 1 of 5 units does not terminate at all.</w:t>
+        <w:t xml:space="preserve">const=NP</w:t>
+      </w:r>
+      <w:r>
+        <w:t xml:space="preserve">/</w:t>
+      </w:r>
+      <w:r>
+        <w:rPr>
+          <w:rStyle w:val="VerbatimChar"/>
+        </w:rPr>
+        <w:t xml:space="preserve">const=VP</w:t>
+      </w:r>
+      <w:r>
+        <w:t xml:space="preserve">, e.g. </w:t>
+      </w:r>
+      <w:r>
+        <w:rPr>
+          <w:rStyle w:val="VerbatimChar"/>
+        </w:rPr>
+        <w:t xml:space="preserve">(((const=NP OR const=VP) OR dep=nsubj) OR dep=punct)</w:t>
+      </w:r>
+      <w:r>
+        <w:t xml:space="preserve"> </w:t>
+      </w:r>
+      <w:r>
+        <w:t xml:space="preserve">at coverage 0.956.</w:t>
       </w:r>
     </w:p>
     <w:p>
@@ -217,41 +244,19 @@
           <w:b/>
           <w:bCs/>
         </w:rPr>
-        <w:t xml:space="preserve">Mechanism, visible in one column.</w:t>
-      </w:r>
-      <w:r>
-        <w:t xml:space="preserve"> </w:t>
-      </w:r>
-      <w:r>
-        <w:t xml:space="preserve">The proxy scores IoU 0.905 because it</w:t>
-      </w:r>
-      <w:r>
-        <w:t xml:space="preserve"> </w:t>
-      </w:r>
-      <w:r>
-        <w:rPr>
-          <w:i/>
-          <w:iCs/>
-        </w:rPr>
-        <w:t xml:space="preserve">is</w:t>
-      </w:r>
-      <w:r>
-        <w:t xml:space="preserve"> </w:t>
-      </w:r>
-      <w:r>
-        <w:t xml:space="preserve">an OR of</w:t>
-      </w:r>
-      <w:r>
-        <w:t xml:space="preserve"> </w:t>
-      </w:r>
-      <w:r>
-        <w:t xml:space="preserve">three concepts; real units score 0.563–0.649. A strong best-so-far is what prunes this</w:t>
-      </w:r>
-      <w:r>
-        <w:t xml:space="preserve"> </w:t>
-      </w:r>
-      <w:r>
-        <w:t xml:space="preserve">search, so an easily-explained target prunes hard and a realistic one does not.</w:t>
+        <w:t xml:space="preserve">The cause is the activation range (D5.5 §0).</w:t>
+      </w:r>
+      <w:r>
+        <w:t xml:space="preserve"> </w:t>
+      </w:r>
+      <w:r>
+        <w:t xml:space="preserve">The paper specifies the top 0.005</w:t>
+      </w:r>
+      <w:r>
+        <w:t xml:space="preserve"> </w:t>
+      </w:r>
+      <w:r>
+        <w:t xml:space="preserve">quantile; we used a threshold at 0 — a 100x deviation. Corrected, lift rises to 3.41.</w:t>
       </w:r>
     </w:p>
     <w:p>
@@ -267,545 +272,22 @@
           <w:b/>
           <w:bCs/>
         </w:rPr>
-        <w:t xml:space="preserve">D5.1 conflated two confounds</w:t>
-      </w:r>
-      <w:r>
-        <w:t xml:space="preserve"> </w:t>
-      </w:r>
-      <w:r>
-        <w:t xml:space="preserve">— block-structured overlap</w:t>
-      </w:r>
-      <w:r>
-        <w:t xml:space="preserve"> </w:t>
-      </w:r>
-      <w:r>
-        <w:rPr>
-          <w:i/>
-          <w:iCs/>
-        </w:rPr>
-        <w:t xml:space="preserve">and</w:t>
-      </w:r>
-      <w:r>
-        <w:t xml:space="preserve"> </w:t>
-      </w:r>
-      <w:r>
-        <w:t xml:space="preserve">an artificially easy</w:t>
-      </w:r>
-      <w:r>
-        <w:t xml:space="preserve"> </w:t>
-      </w:r>
-      <w:r>
-        <w:t xml:space="preserve">target — and attributed the whole discrepancy to the first. D5’s original synthetic</w:t>
-      </w:r>
-      <w:r>
-        <w:t xml:space="preserve"> </w:t>
-      </w:r>
-      <w:r>
-        <w:t xml:space="preserve">prediction was closer to correct than D5.1 credited.</w:t>
-      </w:r>
-    </w:p>
-    <w:p>
-      <w:pPr>
-        <w:pStyle w:val="Compact"/>
-        <w:numPr>
-          <w:ilvl w:val="0"/>
-          <w:numId w:val="1001"/>
-        </w:numPr>
-      </w:pPr>
-      <w:r>
-        <w:rPr>
-          <w:b/>
-          <w:bCs/>
-        </w:rPr>
-        <w:t xml:space="preserve">These units are untrained</w:t>
-      </w:r>
-      <w:r>
-        <w:t xml:space="preserve">, which is plausibly the</w:t>
-      </w:r>
-      <w:r>
-        <w:t xml:space="preserve"> </w:t>
-      </w:r>
-      <w:r>
-        <w:rPr>
-          <w:i/>
-          <w:iCs/>
-        </w:rPr>
-        <w:t xml:space="preserve">hardest</w:t>
-      </w:r>
-      <w:r>
-        <w:t xml:space="preserve"> </w:t>
-      </w:r>
-      <w:r>
-        <w:t xml:space="preserve">case, so this brackets the</w:t>
-      </w:r>
-      <w:r>
-        <w:t xml:space="preserve"> </w:t>
-      </w:r>
-      <w:r>
-        <w:t xml:space="preserve">pessimistic end rather than settling the question. See §5.</w:t>
-      </w:r>
-    </w:p>
-    <w:p>
-      <w:pPr>
-        <w:pStyle w:val="Compact"/>
-        <w:numPr>
-          <w:ilvl w:val="0"/>
-          <w:numId w:val="1001"/>
-        </w:numPr>
-      </w:pPr>
-      <w:r>
-        <w:t xml:space="preserve">Still no corpus download and no training run: the random-weights arm is free.</w:t>
-      </w:r>
-    </w:p>
-    <w:bookmarkEnd w:id="9"/>
-    <w:bookmarkStart w:id="10" w:name="Xacaaf0c4e1aff40741793b5fe9c30115aa089e2"/>
+        <w:t xml:space="preserve">The frontier/search-cost results here stand.</w:t>
+      </w:r>
+      <w:r>
+        <w:t xml:space="preserve"> </w:t>
+      </w:r>
+      <w:r>
+        <w:t xml:space="preserve">They do not depend on the IoUs.</w:t>
+      </w:r>
+    </w:p>
+    <w:bookmarkStart w:id="10" w:name="headline"/>
     <w:p>
       <w:pPr>
         <w:pStyle w:val="Heading2"/>
       </w:pPr>
       <w:r>
-        <w:t xml:space="preserve">1. Two code-reading errors in D5.1’s plan (recorded, not quietly fixed)</w:t>
-      </w:r>
-    </w:p>
-    <w:p>
-      <w:pPr>
-        <w:pStyle w:val="FirstParagraph"/>
-      </w:pPr>
-      <w:r>
-        <w:t xml:space="preserve">D5.1 §9(A2) claimed the remaining work was to load a checkpoint and swap one array. Both</w:t>
-      </w:r>
-      <w:r>
-        <w:t xml:space="preserve"> </w:t>
-      </w:r>
-      <w:r>
-        <w:t xml:space="preserve">halves were wrong, and the correction is the reason this entry needed its own extractor.</w:t>
-      </w:r>
-    </w:p>
-    <w:p>
-      <w:pPr>
-        <w:pStyle w:val="BodyText"/>
-      </w:pPr>
-      <w:r>
-        <w:rPr>
-          <w:b/>
-          <w:bCs/>
-        </w:rPr>
-        <w:t xml:space="preserve">(a)</w:t>
-      </w:r>
-      <w:r>
-        <w:rPr>
-          <w:b/>
-          <w:bCs/>
-        </w:rPr>
-        <w:t xml:space="preserve"> </w:t>
-      </w:r>
-      <w:r>
-        <w:rPr>
-          <w:rStyle w:val="VerbatimChar"/>
-          <w:b/>
-          <w:bCs/>
-        </w:rPr>
-        <w:t xml:space="preserve">RANDOM_WEIGHTS</w:t>
-      </w:r>
-      <w:r>
-        <w:rPr>
-          <w:b/>
-          <w:bCs/>
-        </w:rPr>
-        <w:t xml:space="preserve"> </w:t>
-      </w:r>
-      <w:r>
-        <w:rPr>
-          <w:b/>
-          <w:bCs/>
-        </w:rPr>
-        <w:t xml:space="preserve">does not reach the NLI path.</w:t>
-      </w:r>
-      <w:r>
-        <w:t xml:space="preserve"> </w:t>
-      </w:r>
-      <w:r>
-        <w:rPr>
-          <w:rStyle w:val="VerbatimChar"/>
-        </w:rPr>
-        <w:t xml:space="preserve">data/snli.py:load_for_analysis</w:t>
-      </w:r>
-      <w:r>
-        <w:t xml:space="preserve"> </w:t>
-      </w:r>
-      <w:r>
-        <w:t xml:space="preserve">unconditionally</w:t>
-      </w:r>
-      <w:r>
-        <w:t xml:space="preserve"> </w:t>
-      </w:r>
-      <w:r>
-        <w:rPr>
-          <w:rStyle w:val="VerbatimChar"/>
-        </w:rPr>
-        <w:t xml:space="preserve">torch.load</w:t>
-      </w:r>
-      <w:r>
-        <w:t xml:space="preserve">s a checkpoint and takes</w:t>
-      </w:r>
-      <w:r>
-        <w:t xml:space="preserve"> </w:t>
-      </w:r>
-      <w:r>
-        <w:rPr>
-          <w:b/>
-          <w:bCs/>
-        </w:rPr>
-        <w:t xml:space="preserve">both</w:t>
-      </w:r>
-      <w:r>
-        <w:t xml:space="preserve"> </w:t>
-      </w:r>
-      <w:r>
-        <w:t xml:space="preserve">the weights and the vocabulary</w:t>
-      </w:r>
-      <w:r>
-        <w:t xml:space="preserve"> </w:t>
-      </w:r>
-      <w:r>
-        <w:t xml:space="preserve">(</w:t>
-      </w:r>
-      <w:r>
-        <w:rPr>
-          <w:rStyle w:val="VerbatimChar"/>
-        </w:rPr>
-        <w:t xml:space="preserve">stoi</w:t>
-      </w:r>
-      <w:r>
-        <w:t xml:space="preserve">/</w:t>
-      </w:r>
-      <w:r>
-        <w:rPr>
-          <w:rStyle w:val="VerbatimChar"/>
-        </w:rPr>
-        <w:t xml:space="preserve">itos</w:t>
-      </w:r>
-      <w:r>
-        <w:t xml:space="preserve">) from it. The flag lives in</w:t>
-      </w:r>
-      <w:r>
-        <w:t xml:space="preserve"> </w:t>
-      </w:r>
-      <w:r>
-        <w:rPr>
-          <w:rStyle w:val="VerbatimChar"/>
-        </w:rPr>
-        <w:t xml:space="preserve">loader.py</w:t>
-      </w:r>
-      <w:r>
-        <w:t xml:space="preserve">, the</w:t>
-      </w:r>
-      <w:r>
-        <w:t xml:space="preserve"> </w:t>
-      </w:r>
-      <w:r>
-        <w:rPr>
-          <w:i/>
-          <w:iCs/>
-        </w:rPr>
-        <w:t xml:space="preserve">machine-translation</w:t>
-      </w:r>
-      <w:r>
-        <w:t xml:space="preserve"> </w:t>
-      </w:r>
-      <w:r>
-        <w:t xml:space="preserve">loader —</w:t>
-      </w:r>
-      <w:r>
-        <w:t xml:space="preserve"> </w:t>
-      </w:r>
-      <w:r>
-        <w:t xml:space="preserve">and even there,</w:t>
-      </w:r>
-      <w:r>
-        <w:t xml:space="preserve"> </w:t>
-      </w:r>
-      <w:r>
-        <w:rPr>
-          <w:rStyle w:val="VerbatimChar"/>
-        </w:rPr>
-        <w:t xml:space="preserve">ltm()</w:t>
-      </w:r>
-      <w:r>
-        <w:t xml:space="preserve"> </w:t>
-      </w:r>
-      <w:r>
-        <w:t xml:space="preserve">calls</w:t>
-      </w:r>
-      <w:r>
-        <w:t xml:space="preserve"> </w:t>
-      </w:r>
-      <w:r>
-        <w:rPr>
-          <w:rStyle w:val="VerbatimChar"/>
-        </w:rPr>
-        <w:t xml:space="preserve">torch.load</w:t>
-      </w:r>
-      <w:r>
-        <w:t xml:space="preserve"> </w:t>
-      </w:r>
-      <w:r>
-        <w:t xml:space="preserve">before consulting the flag, because</w:t>
-      </w:r>
-      <w:r>
-        <w:t xml:space="preserve"> </w:t>
-      </w:r>
-      <w:r>
-        <w:rPr>
-          <w:rStyle w:val="VerbatimChar"/>
-        </w:rPr>
-        <w:t xml:space="preserve">model_opt</w:t>
-      </w:r>
-      <w:r>
-        <w:t xml:space="preserve"> </w:t>
-      </w:r>
-      <w:r>
-        <w:t xml:space="preserve">and</w:t>
-      </w:r>
-      <w:r>
-        <w:t xml:space="preserve"> </w:t>
-      </w:r>
-      <w:r>
-        <w:rPr>
-          <w:rStyle w:val="VerbatimChar"/>
-        </w:rPr>
-        <w:t xml:space="preserve">vocab</w:t>
-      </w:r>
-      <w:r>
-        <w:t xml:space="preserve"> </w:t>
-      </w:r>
-      <w:r>
-        <w:t xml:space="preserve">come out of the checkpoint. There is no checkpoint-free route through their code.</w:t>
-      </w:r>
-    </w:p>
-    <w:p>
-      <w:pPr>
-        <w:pStyle w:val="BodyText"/>
-      </w:pPr>
-      <w:r>
-        <w:rPr>
-          <w:b/>
-          <w:bCs/>
-        </w:rPr>
-        <w:t xml:space="preserve">(b) Their NLI neurons are on the wrong axis for us.</w:t>
-      </w:r>
-      <w:r>
-        <w:t xml:space="preserve"> </w:t>
-      </w:r>
-      <w:r>
-        <w:rPr>
-          <w:rStyle w:val="VerbatimChar"/>
-        </w:rPr>
-        <w:t xml:space="preserve">analyze.py:extract_features</w:t>
-      </w:r>
-      <w:r>
-        <w:t xml:space="preserve"> </w:t>
-      </w:r>
-      <w:r>
-        <w:t xml:space="preserve">calls</w:t>
-      </w:r>
-      <w:r>
-        <w:t xml:space="preserve"> </w:t>
-      </w:r>
-      <w:r>
-        <w:rPr>
-          <w:rStyle w:val="VerbatimChar"/>
-        </w:rPr>
-        <w:t xml:space="preserve">model.get_final_reprs(s1, s1len, s2, s2len)</w:t>
-      </w:r>
-      <w:r>
-        <w:t xml:space="preserve">, which returns</w:t>
-      </w:r>
-      <w:r>
-        <w:t xml:space="preserve"> </w:t>
-      </w:r>
-      <w:r>
-        <w:rPr>
-          <w:rStyle w:val="VerbatimChar"/>
-        </w:rPr>
-        <w:t xml:space="preserve">mlp_input</w:t>
-      </w:r>
-      <w:r>
-        <w:t xml:space="preserve"> </w:t>
-      </w:r>
-      <w:r>
-        <w:t xml:space="preserve">—</w:t>
-      </w:r>
-      <w:r>
-        <w:t xml:space="preserve"> </w:t>
-      </w:r>
-      <w:r>
-        <w:rPr>
-          <w:b/>
-          <w:bCs/>
-        </w:rPr>
-        <w:t xml:space="preserve">one vector per</w:t>
-      </w:r>
-      <w:r>
-        <w:rPr>
-          <w:b/>
-          <w:bCs/>
-        </w:rPr>
-        <w:t xml:space="preserve"> </w:t>
-      </w:r>
-      <w:r>
-        <w:rPr>
-          <w:b/>
-          <w:bCs/>
-        </w:rPr>
-        <w:t xml:space="preserve">sentence</w:t>
-      </w:r>
-      <w:r>
-        <w:rPr>
-          <w:b/>
-          <w:bCs/>
-        </w:rPr>
-        <w:t xml:space="preserve"> </w:t>
-      </w:r>
-      <w:r>
-        <w:rPr>
-          <w:b/>
-          <w:bCs/>
-          <w:i/>
-          <w:iCs/>
-        </w:rPr>
-        <w:t xml:space="preserve">pair</w:t>
-      </w:r>
-      <w:r>
-        <w:t xml:space="preserve">. Upstream NLI explanations are therefore over</w:t>
-      </w:r>
-      <w:r>
-        <w:t xml:space="preserve"> </w:t>
-      </w:r>
-      <w:r>
-        <w:rPr>
-          <w:i/>
-          <w:iCs/>
-        </w:rPr>
-        <w:t xml:space="preserve">examples</w:t>
-      </w:r>
-      <w:r>
-        <w:t xml:space="preserve">, with token</w:t>
-      </w:r>
-      <w:r>
-        <w:t xml:space="preserve"> </w:t>
-      </w:r>
-      <w:r>
-        <w:t xml:space="preserve">features aggregated up (</w:t>
-      </w:r>
-      <w:r>
-        <w:rPr>
-          <w:rStyle w:val="VerbatimChar"/>
-        </w:rPr>
-        <w:t xml:space="preserve">get_max_ofis</w:t>
-      </w:r>
-      <w:r>
-        <w:t xml:space="preserve">). Our concept masks are over</w:t>
-      </w:r>
-      <w:r>
-        <w:t xml:space="preserve"> </w:t>
-      </w:r>
-      <w:r>
-        <w:rPr>
-          <w:b/>
-          <w:bCs/>
-        </w:rPr>
-        <w:t xml:space="preserve">tokens</w:t>
-      </w:r>
-      <w:r>
-        <w:t xml:space="preserve">.</w:t>
-      </w:r>
-      <w:r>
-        <w:t xml:space="preserve"> </w:t>
-      </w:r>
-      <w:r>
-        <w:t xml:space="preserve">“A one-array</w:t>
-      </w:r>
-      <w:r>
-        <w:t xml:space="preserve"> </w:t>
-      </w:r>
-      <w:r>
-        <w:t xml:space="preserve">swap”</w:t>
-      </w:r>
-      <w:r>
-        <w:t xml:space="preserve"> </w:t>
-      </w:r>
-      <w:r>
-        <w:t xml:space="preserve">was never available.</w:t>
-      </w:r>
-    </w:p>
-    <w:p>
-      <w:pPr>
-        <w:pStyle w:val="BodyText"/>
-      </w:pPr>
-      <w:r>
-        <w:t xml:space="preserve">Both are recoverable because</w:t>
-      </w:r>
-      <w:r>
-        <w:t xml:space="preserve"> </w:t>
-      </w:r>
-      <w:r>
-        <w:rPr>
-          <w:rStyle w:val="VerbatimChar"/>
-        </w:rPr>
-        <w:t xml:space="preserve">models.TextEncoder.get_states()</w:t>
-      </w:r>
-      <w:r>
-        <w:t xml:space="preserve"> </w:t>
-      </w:r>
-      <w:r>
-        <w:t xml:space="preserve">already returns the</w:t>
-      </w:r>
-      <w:r>
-        <w:t xml:space="preserve"> </w:t>
-      </w:r>
-      <w:r>
-        <w:t xml:space="preserve">per-timestep LSTM outputs</w:t>
-      </w:r>
-      <w:r>
-        <w:t xml:space="preserve"> </w:t>
-      </w:r>
-      <w:r>
-        <w:rPr>
-          <w:rStyle w:val="VerbatimChar"/>
-        </w:rPr>
-        <w:t xml:space="preserve">(seq_len, batch, hidden_dim)</w:t>
-      </w:r>
-      <w:r>
-        <w:t xml:space="preserve"> </w:t>
-      </w:r>
-      <w:r>
-        <w:t xml:space="preserve">— exactly one activation vector per</w:t>
-      </w:r>
-      <w:r>
-        <w:t xml:space="preserve"> </w:t>
-      </w:r>
-      <w:r>
-        <w:t xml:space="preserve">token. So we build the encoder directly and derive the vocabulary from the corpus.</w:t>
-      </w:r>
-    </w:p>
-    <w:bookmarkEnd w:id="10"/>
-    <w:bookmarkStart w:id="11" w:name="method-srcreal_activations.py"/>
-    <w:p>
-      <w:pPr>
-        <w:pStyle w:val="Heading2"/>
-      </w:pPr>
-      <w:r>
-        <w:t xml:space="preserve">2. Method —</w:t>
-      </w:r>
-      <w:r>
-        <w:t xml:space="preserve"> </w:t>
-      </w:r>
-      <w:r>
-        <w:rPr>
-          <w:rStyle w:val="VerbatimChar"/>
-        </w:rPr>
-        <w:t xml:space="preserve">src/real_activations.py</w:t>
+        <w:t xml:space="preserve">0. Headline</w:t>
       </w:r>
     </w:p>
     <w:p>
@@ -821,44 +303,50 @@
           <w:b/>
           <w:bCs/>
         </w:rPr>
-        <w:t xml:space="preserve">Vocabulary from the corpus</w:t>
-      </w:r>
-      <w:r>
-        <w:t xml:space="preserve">, not a checkpoint (427 types over the 200-sentence slice), so</w:t>
-      </w:r>
-      <w:r>
-        <w:t xml:space="preserve"> </w:t>
-      </w:r>
-      <w:r>
-        <w:t xml:space="preserve">there are no OOV tokens. With random weights the embedding table is arbitrary anyway; what</w:t>
-      </w:r>
-      <w:r>
-        <w:t xml:space="preserve"> </w:t>
-      </w:r>
-      <w:r>
-        <w:t xml:space="preserve">matters is that a token always maps to the</w:t>
-      </w:r>
-      <w:r>
-        <w:t xml:space="preserve"> </w:t>
-      </w:r>
-      <w:r>
-        <w:rPr>
-          <w:i/>
-          <w:iCs/>
-        </w:rPr>
-        <w:t xml:space="preserve">same</w:t>
-      </w:r>
-      <w:r>
-        <w:t xml:space="preserve"> </w:t>
-      </w:r>
-      <w:r>
-        <w:t xml:space="preserve">row, so activations carry real lexical</w:t>
-      </w:r>
-      <w:r>
-        <w:t xml:space="preserve"> </w:t>
-      </w:r>
-      <w:r>
-        <w:t xml:space="preserve">structure rather than independent per-occurrence noise.</w:t>
+        <w:t xml:space="preserve">The proxy neuron was doing more work than the block structure was.</w:t>
+      </w:r>
+      <w:r>
+        <w:t xml:space="preserve"> </w:t>
+      </w:r>
+      <w:r>
+        <w:t xml:space="preserve">At</w:t>
+      </w:r>
+      <w:r>
+        <w:t xml:space="preserve"> </w:t>
+      </w:r>
+      <w:r>
+        <w:rPr>
+          <w:rStyle w:val="VerbatimChar"/>
+        </w:rPr>
+        <w:t xml:space="preserve">K=15, length=4, all categories</w:t>
+      </w:r>
+      <w:r>
+        <w:t xml:space="preserve"> </w:t>
+      </w:r>
+      <w:r>
+        <w:t xml:space="preserve">— D5.1’s showcase</w:t>
+      </w:r>
+      <w:r>
+        <w:t xml:space="preserve"> </w:t>
+      </w:r>
+      <w:r>
+        <w:t xml:space="preserve">“terminates comfortably in 6.5 s”</w:t>
+      </w:r>
+      <w:r>
+        <w:t xml:space="preserve"> </w:t>
+      </w:r>
+      <w:r>
+        <w:t xml:space="preserve">case — real units give a</w:t>
+      </w:r>
+      <w:r>
+        <w:t xml:space="preserve"> </w:t>
+      </w:r>
+      <w:r>
+        <w:rPr>
+          <w:b/>
+          <w:bCs/>
+        </w:rPr>
+        <w:t xml:space="preserve">6.1× larger frontier, 22.5× the time, and 1 of 5 units does not terminate at all.</w:t>
       </w:r>
     </w:p>
     <w:p>
@@ -871,43 +359,44 @@
       </w:pPr>
       <w:r>
         <w:rPr>
-          <w:rStyle w:val="VerbatimChar"/>
-        </w:rPr>
-        <w:t xml:space="preserve">TextEncoder(vocab, 300, 512)</w:t>
-      </w:r>
-      <w:r>
-        <w:t xml:space="preserve"> </w:t>
-      </w:r>
-      <w:r>
-        <w:t xml:space="preserve">→</w:t>
-      </w:r>
-      <w:r>
-        <w:t xml:space="preserve"> </w:t>
-      </w:r>
-      <w:r>
-        <w:rPr>
-          <w:rStyle w:val="VerbatimChar"/>
-        </w:rPr>
-        <w:t xml:space="preserve">get_states()</w:t>
-      </w:r>
-      <w:r>
-        <w:t xml:space="preserve"> </w:t>
-      </w:r>
-      <w:r>
-        <w:t xml:space="preserve">→</w:t>
-      </w:r>
-      <w:r>
-        <w:t xml:space="preserve"> </w:t>
-      </w:r>
-      <w:r>
-        <w:rPr>
           <w:b/>
           <w:bCs/>
         </w:rPr>
-        <w:t xml:space="preserve">(2 547 tokens, 512 units)</w:t>
-      </w:r>
-      <w:r>
-        <w:t xml:space="preserve">.</w:t>
+        <w:t xml:space="preserve">Mechanism, visible in one column.</w:t>
+      </w:r>
+      <w:r>
+        <w:t xml:space="preserve"> </w:t>
+      </w:r>
+      <w:r>
+        <w:t xml:space="preserve">The proxy scores IoU 0.905 because it</w:t>
+      </w:r>
+      <w:r>
+        <w:t xml:space="preserve"> </w:t>
+      </w:r>
+      <w:r>
+        <w:rPr>
+          <w:i/>
+          <w:iCs/>
+        </w:rPr>
+        <w:t xml:space="preserve">is</w:t>
+      </w:r>
+      <w:r>
+        <w:t xml:space="preserve"> </w:t>
+      </w:r>
+      <w:r>
+        <w:t xml:space="preserve">an OR of</w:t>
+      </w:r>
+      <w:r>
+        <w:t xml:space="preserve"> </w:t>
+      </w:r>
+      <w:r>
+        <w:t xml:space="preserve">three concepts; real units score 0.563–0.649. A strong best-so-far is what prunes this</w:t>
+      </w:r>
+      <w:r>
+        <w:t xml:space="preserve"> </w:t>
+      </w:r>
+      <w:r>
+        <w:t xml:space="preserve">search, so an easily-explained target prunes hard and a realistic one does not.</w:t>
       </w:r>
     </w:p>
     <w:p>
@@ -923,58 +412,41 @@
           <w:b/>
           <w:bCs/>
         </w:rPr>
-        <w:t xml:space="preserve">Binarization</w:t>
-      </w:r>
-      <w:r>
-        <w:t xml:space="preserve"> </w:t>
-      </w:r>
-      <w:r>
-        <w:t xml:space="preserve">follows upstream’s default (</w:t>
-      </w:r>
-      <w:r>
-        <w:rPr>
-          <w:rStyle w:val="VerbatimChar"/>
-        </w:rPr>
-        <w:t xml:space="preserve">quantile_features</w:t>
-      </w:r>
-      <w:r>
-        <w:t xml:space="preserve"> </w:t>
-      </w:r>
-      <w:r>
-        <w:t xml:space="preserve">with</w:t>
-      </w:r>
-      <w:r>
-        <w:t xml:space="preserve"> </w:t>
-      </w:r>
-      <w:r>
-        <w:rPr>
-          <w:rStyle w:val="VerbatimChar"/>
-        </w:rPr>
-        <w:t xml:space="preserve">ALPHA=None</w:t>
-      </w:r>
-      <w:r>
-        <w:t xml:space="preserve">, i.e.</w:t>
-      </w:r>
-      <w:r>
-        <w:t xml:space="preserve"> </w:t>
-      </w:r>
-      <w:r>
-        <w:t xml:space="preserve">threshold at 0);</w:t>
-      </w:r>
-      <w:r>
-        <w:t xml:space="preserve"> </w:t>
-      </w:r>
-      <w:r>
-        <w:rPr>
-          <w:rStyle w:val="VerbatimChar"/>
-        </w:rPr>
-        <w:t xml:space="preserve">--alpha</w:t>
-      </w:r>
-      <w:r>
-        <w:t xml:space="preserve"> </w:t>
-      </w:r>
-      <w:r>
-        <w:t xml:space="preserve">gives sparser masks if wanted.</w:t>
+        <w:t xml:space="preserve">D5.1 conflated two confounds</w:t>
+      </w:r>
+      <w:r>
+        <w:t xml:space="preserve"> </w:t>
+      </w:r>
+      <w:r>
+        <w:t xml:space="preserve">— block-structured overlap</w:t>
+      </w:r>
+      <w:r>
+        <w:t xml:space="preserve"> </w:t>
+      </w:r>
+      <w:r>
+        <w:rPr>
+          <w:i/>
+          <w:iCs/>
+        </w:rPr>
+        <w:t xml:space="preserve">and</w:t>
+      </w:r>
+      <w:r>
+        <w:t xml:space="preserve"> </w:t>
+      </w:r>
+      <w:r>
+        <w:t xml:space="preserve">an artificially easy</w:t>
+      </w:r>
+      <w:r>
+        <w:t xml:space="preserve"> </w:t>
+      </w:r>
+      <w:r>
+        <w:t xml:space="preserve">target — and attributed the whole discrepancy to the first. D5’s original synthetic</w:t>
+      </w:r>
+      <w:r>
+        <w:t xml:space="preserve"> </w:t>
+      </w:r>
+      <w:r>
+        <w:t xml:space="preserve">prediction was closer to correct than D5.1 credited.</w:t>
       </w:r>
     </w:p>
     <w:p>
@@ -990,55 +462,32 @@
           <w:b/>
           <w:bCs/>
         </w:rPr>
-        <w:t xml:space="preserve">Alignment is asserted, not assumed.</w:t>
-      </w:r>
-      <w:r>
-        <w:t xml:space="preserve"> </w:t>
-      </w:r>
-      <w:r>
-        <w:rPr>
-          <w:rStyle w:val="VerbatimChar"/>
-        </w:rPr>
-        <w:t xml:space="preserve">real_token_masks.load_sentences</w:t>
-      </w:r>
-      <w:r>
-        <w:t xml:space="preserve"> </w:t>
-      </w:r>
-      <w:r>
-        <w:t xml:space="preserve">is now the single</w:t>
-      </w:r>
-      <w:r>
-        <w:t xml:space="preserve"> </w:t>
-      </w:r>
-      <w:r>
-        <w:t xml:space="preserve">parser for both sides, and</w:t>
-      </w:r>
-      <w:r>
-        <w:t xml:space="preserve"> </w:t>
-      </w:r>
-      <w:r>
-        <w:rPr>
-          <w:rStyle w:val="VerbatimChar"/>
-        </w:rPr>
-        <w:t xml:space="preserve">verify_alignment</w:t>
-      </w:r>
-      <w:r>
-        <w:t xml:space="preserve"> </w:t>
-      </w:r>
-      <w:r>
-        <w:t xml:space="preserve">fails loudly if the activation row count and</w:t>
-      </w:r>
-      <w:r>
-        <w:t xml:space="preserve"> </w:t>
-      </w:r>
-      <w:r>
-        <w:t xml:space="preserve">the mask token count disagree. Two independent parsers over the same file was the obvious</w:t>
-      </w:r>
-      <w:r>
-        <w:t xml:space="preserve"> </w:t>
-      </w:r>
-      <w:r>
-        <w:t xml:space="preserve">way to silently mis-index every neuron.</w:t>
+        <w:t xml:space="preserve">These units are untrained</w:t>
+      </w:r>
+      <w:r>
+        <w:t xml:space="preserve">, which is plausibly the</w:t>
+      </w:r>
+      <w:r>
+        <w:t xml:space="preserve"> </w:t>
+      </w:r>
+      <w:r>
+        <w:rPr>
+          <w:i/>
+          <w:iCs/>
+        </w:rPr>
+        <w:t xml:space="preserve">hardest</w:t>
+      </w:r>
+      <w:r>
+        <w:t xml:space="preserve"> </w:t>
+      </w:r>
+      <w:r>
+        <w:t xml:space="preserve">case, so this brackets the</w:t>
+      </w:r>
+      <w:r>
+        <w:t xml:space="preserve"> </w:t>
+      </w:r>
+      <w:r>
+        <w:t xml:space="preserve">pessimistic end rather than settling the question. See §5.</w:t>
       </w:r>
     </w:p>
     <w:p>
@@ -1050,34 +499,730 @@
         </w:numPr>
       </w:pPr>
       <w:r>
+        <w:t xml:space="preserve">Still no corpus download and no training run: the random-weights arm is free.</w:t>
+      </w:r>
+    </w:p>
+    <w:bookmarkEnd w:id="10"/>
+    <w:bookmarkStart w:id="11" w:name="Xacaaf0c4e1aff40741793b5fe9c30115aa089e2"/>
+    <w:p>
+      <w:pPr>
+        <w:pStyle w:val="Heading2"/>
+      </w:pPr>
+      <w:r>
+        <w:t xml:space="preserve">1. Two code-reading errors in D5.1’s plan (recorded, not quietly fixed)</w:t>
+      </w:r>
+    </w:p>
+    <w:p>
+      <w:pPr>
+        <w:pStyle w:val="FirstParagraph"/>
+      </w:pPr>
+      <w:r>
+        <w:t xml:space="preserve">D5.1 §9(A2) claimed the remaining work was to load a checkpoint and swap one array. Both</w:t>
+      </w:r>
+      <w:r>
+        <w:t xml:space="preserve"> </w:t>
+      </w:r>
+      <w:r>
+        <w:t xml:space="preserve">halves were wrong, and the correction is the reason this entry needed its own extractor.</w:t>
+      </w:r>
+    </w:p>
+    <w:p>
+      <w:pPr>
+        <w:pStyle w:val="BodyText"/>
+      </w:pPr>
+      <w:r>
         <w:rPr>
           <w:b/>
           <w:bCs/>
         </w:rPr>
-        <w:t xml:space="preserve">Unit selection</w:t>
-      </w:r>
-      <w:r>
-        <w:t xml:space="preserve"> </w:t>
-      </w:r>
-      <w:r>
-        <w:t xml:space="preserve">is filtered to density ∈ [0.15, 0.85]; a unit that fires on ~everything or</w:t>
-      </w:r>
-      <w:r>
-        <w:t xml:space="preserve"> </w:t>
-      </w:r>
-      <w:r>
-        <w:t xml:space="preserve">~nothing has a degenerate optimum and would measure thresholding, not search behaviour.</w:t>
-      </w:r>
-    </w:p>
-    <w:p>
-      <w:pPr>
-        <w:pStyle w:val="FirstParagraph"/>
-      </w:pPr>
+        <w:t xml:space="preserve">(a)</w:t>
+      </w:r>
       <w:r>
         <w:rPr>
           <w:b/>
           <w:bCs/>
         </w:rPr>
+        <w:t xml:space="preserve"> </w:t>
+      </w:r>
+      <w:r>
+        <w:rPr>
+          <w:rStyle w:val="VerbatimChar"/>
+          <w:b/>
+          <w:bCs/>
+        </w:rPr>
+        <w:t xml:space="preserve">RANDOM_WEIGHTS</w:t>
+      </w:r>
+      <w:r>
+        <w:rPr>
+          <w:b/>
+          <w:bCs/>
+        </w:rPr>
+        <w:t xml:space="preserve"> </w:t>
+      </w:r>
+      <w:r>
+        <w:rPr>
+          <w:b/>
+          <w:bCs/>
+        </w:rPr>
+        <w:t xml:space="preserve">does not reach the NLI path.</w:t>
+      </w:r>
+      <w:r>
+        <w:t xml:space="preserve"> </w:t>
+      </w:r>
+      <w:r>
+        <w:rPr>
+          <w:rStyle w:val="VerbatimChar"/>
+        </w:rPr>
+        <w:t xml:space="preserve">data/snli.py:load_for_analysis</w:t>
+      </w:r>
+      <w:r>
+        <w:t xml:space="preserve"> </w:t>
+      </w:r>
+      <w:r>
+        <w:t xml:space="preserve">unconditionally</w:t>
+      </w:r>
+      <w:r>
+        <w:t xml:space="preserve"> </w:t>
+      </w:r>
+      <w:r>
+        <w:rPr>
+          <w:rStyle w:val="VerbatimChar"/>
+        </w:rPr>
+        <w:t xml:space="preserve">torch.load</w:t>
+      </w:r>
+      <w:r>
+        <w:t xml:space="preserve">s a checkpoint and takes</w:t>
+      </w:r>
+      <w:r>
+        <w:t xml:space="preserve"> </w:t>
+      </w:r>
+      <w:r>
+        <w:rPr>
+          <w:b/>
+          <w:bCs/>
+        </w:rPr>
+        <w:t xml:space="preserve">both</w:t>
+      </w:r>
+      <w:r>
+        <w:t xml:space="preserve"> </w:t>
+      </w:r>
+      <w:r>
+        <w:t xml:space="preserve">the weights and the vocabulary</w:t>
+      </w:r>
+      <w:r>
+        <w:t xml:space="preserve"> </w:t>
+      </w:r>
+      <w:r>
+        <w:t xml:space="preserve">(</w:t>
+      </w:r>
+      <w:r>
+        <w:rPr>
+          <w:rStyle w:val="VerbatimChar"/>
+        </w:rPr>
+        <w:t xml:space="preserve">stoi</w:t>
+      </w:r>
+      <w:r>
+        <w:t xml:space="preserve">/</w:t>
+      </w:r>
+      <w:r>
+        <w:rPr>
+          <w:rStyle w:val="VerbatimChar"/>
+        </w:rPr>
+        <w:t xml:space="preserve">itos</w:t>
+      </w:r>
+      <w:r>
+        <w:t xml:space="preserve">) from it. The flag lives in</w:t>
+      </w:r>
+      <w:r>
+        <w:t xml:space="preserve"> </w:t>
+      </w:r>
+      <w:r>
+        <w:rPr>
+          <w:rStyle w:val="VerbatimChar"/>
+        </w:rPr>
+        <w:t xml:space="preserve">loader.py</w:t>
+      </w:r>
+      <w:r>
+        <w:t xml:space="preserve">, the</w:t>
+      </w:r>
+      <w:r>
+        <w:t xml:space="preserve"> </w:t>
+      </w:r>
+      <w:r>
+        <w:rPr>
+          <w:i/>
+          <w:iCs/>
+        </w:rPr>
+        <w:t xml:space="preserve">machine-translation</w:t>
+      </w:r>
+      <w:r>
+        <w:t xml:space="preserve"> </w:t>
+      </w:r>
+      <w:r>
+        <w:t xml:space="preserve">loader —</w:t>
+      </w:r>
+      <w:r>
+        <w:t xml:space="preserve"> </w:t>
+      </w:r>
+      <w:r>
+        <w:t xml:space="preserve">and even there,</w:t>
+      </w:r>
+      <w:r>
+        <w:t xml:space="preserve"> </w:t>
+      </w:r>
+      <w:r>
+        <w:rPr>
+          <w:rStyle w:val="VerbatimChar"/>
+        </w:rPr>
+        <w:t xml:space="preserve">ltm()</w:t>
+      </w:r>
+      <w:r>
+        <w:t xml:space="preserve"> </w:t>
+      </w:r>
+      <w:r>
+        <w:t xml:space="preserve">calls</w:t>
+      </w:r>
+      <w:r>
+        <w:t xml:space="preserve"> </w:t>
+      </w:r>
+      <w:r>
+        <w:rPr>
+          <w:rStyle w:val="VerbatimChar"/>
+        </w:rPr>
+        <w:t xml:space="preserve">torch.load</w:t>
+      </w:r>
+      <w:r>
+        <w:t xml:space="preserve"> </w:t>
+      </w:r>
+      <w:r>
+        <w:t xml:space="preserve">before consulting the flag, because</w:t>
+      </w:r>
+      <w:r>
+        <w:t xml:space="preserve"> </w:t>
+      </w:r>
+      <w:r>
+        <w:rPr>
+          <w:rStyle w:val="VerbatimChar"/>
+        </w:rPr>
+        <w:t xml:space="preserve">model_opt</w:t>
+      </w:r>
+      <w:r>
+        <w:t xml:space="preserve"> </w:t>
+      </w:r>
+      <w:r>
+        <w:t xml:space="preserve">and</w:t>
+      </w:r>
+      <w:r>
+        <w:t xml:space="preserve"> </w:t>
+      </w:r>
+      <w:r>
+        <w:rPr>
+          <w:rStyle w:val="VerbatimChar"/>
+        </w:rPr>
+        <w:t xml:space="preserve">vocab</w:t>
+      </w:r>
+      <w:r>
+        <w:t xml:space="preserve"> </w:t>
+      </w:r>
+      <w:r>
+        <w:t xml:space="preserve">come out of the checkpoint. There is no checkpoint-free route through their code.</w:t>
+      </w:r>
+    </w:p>
+    <w:p>
+      <w:pPr>
+        <w:pStyle w:val="BodyText"/>
+      </w:pPr>
+      <w:r>
+        <w:rPr>
+          <w:b/>
+          <w:bCs/>
+        </w:rPr>
+        <w:t xml:space="preserve">(b) Their NLI neurons are on the wrong axis for us.</w:t>
+      </w:r>
+      <w:r>
+        <w:t xml:space="preserve"> </w:t>
+      </w:r>
+      <w:r>
+        <w:rPr>
+          <w:rStyle w:val="VerbatimChar"/>
+        </w:rPr>
+        <w:t xml:space="preserve">analyze.py:extract_features</w:t>
+      </w:r>
+      <w:r>
+        <w:t xml:space="preserve"> </w:t>
+      </w:r>
+      <w:r>
+        <w:t xml:space="preserve">calls</w:t>
+      </w:r>
+      <w:r>
+        <w:t xml:space="preserve"> </w:t>
+      </w:r>
+      <w:r>
+        <w:rPr>
+          <w:rStyle w:val="VerbatimChar"/>
+        </w:rPr>
+        <w:t xml:space="preserve">model.get_final_reprs(s1, s1len, s2, s2len)</w:t>
+      </w:r>
+      <w:r>
+        <w:t xml:space="preserve">, which returns</w:t>
+      </w:r>
+      <w:r>
+        <w:t xml:space="preserve"> </w:t>
+      </w:r>
+      <w:r>
+        <w:rPr>
+          <w:rStyle w:val="VerbatimChar"/>
+        </w:rPr>
+        <w:t xml:space="preserve">mlp_input</w:t>
+      </w:r>
+      <w:r>
+        <w:t xml:space="preserve"> </w:t>
+      </w:r>
+      <w:r>
+        <w:t xml:space="preserve">—</w:t>
+      </w:r>
+      <w:r>
+        <w:t xml:space="preserve"> </w:t>
+      </w:r>
+      <w:r>
+        <w:rPr>
+          <w:b/>
+          <w:bCs/>
+        </w:rPr>
+        <w:t xml:space="preserve">one vector per</w:t>
+      </w:r>
+      <w:r>
+        <w:rPr>
+          <w:b/>
+          <w:bCs/>
+        </w:rPr>
+        <w:t xml:space="preserve"> </w:t>
+      </w:r>
+      <w:r>
+        <w:rPr>
+          <w:b/>
+          <w:bCs/>
+        </w:rPr>
+        <w:t xml:space="preserve">sentence</w:t>
+      </w:r>
+      <w:r>
+        <w:rPr>
+          <w:b/>
+          <w:bCs/>
+        </w:rPr>
+        <w:t xml:space="preserve"> </w:t>
+      </w:r>
+      <w:r>
+        <w:rPr>
+          <w:b/>
+          <w:bCs/>
+          <w:i/>
+          <w:iCs/>
+        </w:rPr>
+        <w:t xml:space="preserve">pair</w:t>
+      </w:r>
+      <w:r>
+        <w:t xml:space="preserve">. Upstream NLI explanations are therefore over</w:t>
+      </w:r>
+      <w:r>
+        <w:t xml:space="preserve"> </w:t>
+      </w:r>
+      <w:r>
+        <w:rPr>
+          <w:i/>
+          <w:iCs/>
+        </w:rPr>
+        <w:t xml:space="preserve">examples</w:t>
+      </w:r>
+      <w:r>
+        <w:t xml:space="preserve">, with token</w:t>
+      </w:r>
+      <w:r>
+        <w:t xml:space="preserve"> </w:t>
+      </w:r>
+      <w:r>
+        <w:t xml:space="preserve">features aggregated up (</w:t>
+      </w:r>
+      <w:r>
+        <w:rPr>
+          <w:rStyle w:val="VerbatimChar"/>
+        </w:rPr>
+        <w:t xml:space="preserve">get_max_ofis</w:t>
+      </w:r>
+      <w:r>
+        <w:t xml:space="preserve">). Our concept masks are over</w:t>
+      </w:r>
+      <w:r>
+        <w:t xml:space="preserve"> </w:t>
+      </w:r>
+      <w:r>
+        <w:rPr>
+          <w:b/>
+          <w:bCs/>
+        </w:rPr>
+        <w:t xml:space="preserve">tokens</w:t>
+      </w:r>
+      <w:r>
+        <w:t xml:space="preserve">.</w:t>
+      </w:r>
+      <w:r>
+        <w:t xml:space="preserve"> </w:t>
+      </w:r>
+      <w:r>
+        <w:t xml:space="preserve">“A one-array</w:t>
+      </w:r>
+      <w:r>
+        <w:t xml:space="preserve"> </w:t>
+      </w:r>
+      <w:r>
+        <w:t xml:space="preserve">swap”</w:t>
+      </w:r>
+      <w:r>
+        <w:t xml:space="preserve"> </w:t>
+      </w:r>
+      <w:r>
+        <w:t xml:space="preserve">was never available.</w:t>
+      </w:r>
+    </w:p>
+    <w:p>
+      <w:pPr>
+        <w:pStyle w:val="BodyText"/>
+      </w:pPr>
+      <w:r>
+        <w:t xml:space="preserve">Both are recoverable because</w:t>
+      </w:r>
+      <w:r>
+        <w:t xml:space="preserve"> </w:t>
+      </w:r>
+      <w:r>
+        <w:rPr>
+          <w:rStyle w:val="VerbatimChar"/>
+        </w:rPr>
+        <w:t xml:space="preserve">models.TextEncoder.get_states()</w:t>
+      </w:r>
+      <w:r>
+        <w:t xml:space="preserve"> </w:t>
+      </w:r>
+      <w:r>
+        <w:t xml:space="preserve">already returns the</w:t>
+      </w:r>
+      <w:r>
+        <w:t xml:space="preserve"> </w:t>
+      </w:r>
+      <w:r>
+        <w:t xml:space="preserve">per-timestep LSTM outputs</w:t>
+      </w:r>
+      <w:r>
+        <w:t xml:space="preserve"> </w:t>
+      </w:r>
+      <w:r>
+        <w:rPr>
+          <w:rStyle w:val="VerbatimChar"/>
+        </w:rPr>
+        <w:t xml:space="preserve">(seq_len, batch, hidden_dim)</w:t>
+      </w:r>
+      <w:r>
+        <w:t xml:space="preserve"> </w:t>
+      </w:r>
+      <w:r>
+        <w:t xml:space="preserve">— exactly one activation vector per</w:t>
+      </w:r>
+      <w:r>
+        <w:t xml:space="preserve"> </w:t>
+      </w:r>
+      <w:r>
+        <w:t xml:space="preserve">token. So we build the encoder directly and derive the vocabulary from the corpus.</w:t>
+      </w:r>
+    </w:p>
+    <w:bookmarkEnd w:id="11"/>
+    <w:bookmarkStart w:id="12" w:name="method-srcreal_activations.py"/>
+    <w:p>
+      <w:pPr>
+        <w:pStyle w:val="Heading2"/>
+      </w:pPr>
+      <w:r>
+        <w:t xml:space="preserve">2. Method —</w:t>
+      </w:r>
+      <w:r>
+        <w:t xml:space="preserve"> </w:t>
+      </w:r>
+      <w:r>
+        <w:rPr>
+          <w:rStyle w:val="VerbatimChar"/>
+        </w:rPr>
+        <w:t xml:space="preserve">src/real_activations.py</w:t>
+      </w:r>
+    </w:p>
+    <w:p>
+      <w:pPr>
+        <w:pStyle w:val="Compact"/>
+        <w:numPr>
+          <w:ilvl w:val="0"/>
+          <w:numId w:val="1003"/>
+        </w:numPr>
+      </w:pPr>
+      <w:r>
+        <w:rPr>
+          <w:b/>
+          <w:bCs/>
+        </w:rPr>
+        <w:t xml:space="preserve">Vocabulary from the corpus</w:t>
+      </w:r>
+      <w:r>
+        <w:t xml:space="preserve">, not a checkpoint (427 types over the 200-sentence slice), so</w:t>
+      </w:r>
+      <w:r>
+        <w:t xml:space="preserve"> </w:t>
+      </w:r>
+      <w:r>
+        <w:t xml:space="preserve">there are no OOV tokens. With random weights the embedding table is arbitrary anyway; what</w:t>
+      </w:r>
+      <w:r>
+        <w:t xml:space="preserve"> </w:t>
+      </w:r>
+      <w:r>
+        <w:t xml:space="preserve">matters is that a token always maps to the</w:t>
+      </w:r>
+      <w:r>
+        <w:t xml:space="preserve"> </w:t>
+      </w:r>
+      <w:r>
+        <w:rPr>
+          <w:i/>
+          <w:iCs/>
+        </w:rPr>
+        <w:t xml:space="preserve">same</w:t>
+      </w:r>
+      <w:r>
+        <w:t xml:space="preserve"> </w:t>
+      </w:r>
+      <w:r>
+        <w:t xml:space="preserve">row, so activations carry real lexical</w:t>
+      </w:r>
+      <w:r>
+        <w:t xml:space="preserve"> </w:t>
+      </w:r>
+      <w:r>
+        <w:t xml:space="preserve">structure rather than independent per-occurrence noise.</w:t>
+      </w:r>
+    </w:p>
+    <w:p>
+      <w:pPr>
+        <w:pStyle w:val="Compact"/>
+        <w:numPr>
+          <w:ilvl w:val="0"/>
+          <w:numId w:val="1003"/>
+        </w:numPr>
+      </w:pPr>
+      <w:r>
+        <w:rPr>
+          <w:rStyle w:val="VerbatimChar"/>
+        </w:rPr>
+        <w:t xml:space="preserve">TextEncoder(vocab, 300, 512)</w:t>
+      </w:r>
+      <w:r>
+        <w:t xml:space="preserve"> </w:t>
+      </w:r>
+      <w:r>
+        <w:t xml:space="preserve">→</w:t>
+      </w:r>
+      <w:r>
+        <w:t xml:space="preserve"> </w:t>
+      </w:r>
+      <w:r>
+        <w:rPr>
+          <w:rStyle w:val="VerbatimChar"/>
+        </w:rPr>
+        <w:t xml:space="preserve">get_states()</w:t>
+      </w:r>
+      <w:r>
+        <w:t xml:space="preserve"> </w:t>
+      </w:r>
+      <w:r>
+        <w:t xml:space="preserve">→</w:t>
+      </w:r>
+      <w:r>
+        <w:t xml:space="preserve"> </w:t>
+      </w:r>
+      <w:r>
+        <w:rPr>
+          <w:b/>
+          <w:bCs/>
+        </w:rPr>
+        <w:t xml:space="preserve">(2 547 tokens, 512 units)</w:t>
+      </w:r>
+      <w:r>
+        <w:t xml:space="preserve">.</w:t>
+      </w:r>
+    </w:p>
+    <w:p>
+      <w:pPr>
+        <w:pStyle w:val="Compact"/>
+        <w:numPr>
+          <w:ilvl w:val="0"/>
+          <w:numId w:val="1003"/>
+        </w:numPr>
+      </w:pPr>
+      <w:r>
+        <w:rPr>
+          <w:b/>
+          <w:bCs/>
+        </w:rPr>
+        <w:t xml:space="preserve">Binarization</w:t>
+      </w:r>
+      <w:r>
+        <w:t xml:space="preserve"> </w:t>
+      </w:r>
+      <w:r>
+        <w:t xml:space="preserve">follows upstream’s default (</w:t>
+      </w:r>
+      <w:r>
+        <w:rPr>
+          <w:rStyle w:val="VerbatimChar"/>
+        </w:rPr>
+        <w:t xml:space="preserve">quantile_features</w:t>
+      </w:r>
+      <w:r>
+        <w:t xml:space="preserve"> </w:t>
+      </w:r>
+      <w:r>
+        <w:t xml:space="preserve">with</w:t>
+      </w:r>
+      <w:r>
+        <w:t xml:space="preserve"> </w:t>
+      </w:r>
+      <w:r>
+        <w:rPr>
+          <w:rStyle w:val="VerbatimChar"/>
+        </w:rPr>
+        <w:t xml:space="preserve">ALPHA=None</w:t>
+      </w:r>
+      <w:r>
+        <w:t xml:space="preserve">, i.e.</w:t>
+      </w:r>
+      <w:r>
+        <w:t xml:space="preserve"> </w:t>
+      </w:r>
+      <w:r>
+        <w:t xml:space="preserve">threshold at 0);</w:t>
+      </w:r>
+      <w:r>
+        <w:t xml:space="preserve"> </w:t>
+      </w:r>
+      <w:r>
+        <w:rPr>
+          <w:rStyle w:val="VerbatimChar"/>
+        </w:rPr>
+        <w:t xml:space="preserve">--alpha</w:t>
+      </w:r>
+      <w:r>
+        <w:t xml:space="preserve"> </w:t>
+      </w:r>
+      <w:r>
+        <w:t xml:space="preserve">gives sparser masks if wanted.</w:t>
+      </w:r>
+    </w:p>
+    <w:p>
+      <w:pPr>
+        <w:pStyle w:val="Compact"/>
+        <w:numPr>
+          <w:ilvl w:val="0"/>
+          <w:numId w:val="1003"/>
+        </w:numPr>
+      </w:pPr>
+      <w:r>
+        <w:rPr>
+          <w:b/>
+          <w:bCs/>
+        </w:rPr>
+        <w:t xml:space="preserve">Alignment is asserted, not assumed.</w:t>
+      </w:r>
+      <w:r>
+        <w:t xml:space="preserve"> </w:t>
+      </w:r>
+      <w:r>
+        <w:rPr>
+          <w:rStyle w:val="VerbatimChar"/>
+        </w:rPr>
+        <w:t xml:space="preserve">real_token_masks.load_sentences</w:t>
+      </w:r>
+      <w:r>
+        <w:t xml:space="preserve"> </w:t>
+      </w:r>
+      <w:r>
+        <w:t xml:space="preserve">is now the single</w:t>
+      </w:r>
+      <w:r>
+        <w:t xml:space="preserve"> </w:t>
+      </w:r>
+      <w:r>
+        <w:t xml:space="preserve">parser for both sides, and</w:t>
+      </w:r>
+      <w:r>
+        <w:t xml:space="preserve"> </w:t>
+      </w:r>
+      <w:r>
+        <w:rPr>
+          <w:rStyle w:val="VerbatimChar"/>
+        </w:rPr>
+        <w:t xml:space="preserve">verify_alignment</w:t>
+      </w:r>
+      <w:r>
+        <w:t xml:space="preserve"> </w:t>
+      </w:r>
+      <w:r>
+        <w:t xml:space="preserve">fails loudly if the activation row count and</w:t>
+      </w:r>
+      <w:r>
+        <w:t xml:space="preserve"> </w:t>
+      </w:r>
+      <w:r>
+        <w:t xml:space="preserve">the mask token count disagree. Two independent parsers over the same file was the obvious</w:t>
+      </w:r>
+      <w:r>
+        <w:t xml:space="preserve"> </w:t>
+      </w:r>
+      <w:r>
+        <w:t xml:space="preserve">way to silently mis-index every neuron.</w:t>
+      </w:r>
+    </w:p>
+    <w:p>
+      <w:pPr>
+        <w:pStyle w:val="Compact"/>
+        <w:numPr>
+          <w:ilvl w:val="0"/>
+          <w:numId w:val="1003"/>
+        </w:numPr>
+      </w:pPr>
+      <w:r>
+        <w:rPr>
+          <w:b/>
+          <w:bCs/>
+        </w:rPr>
+        <w:t xml:space="preserve">Unit selection</w:t>
+      </w:r>
+      <w:r>
+        <w:t xml:space="preserve"> </w:t>
+      </w:r>
+      <w:r>
+        <w:t xml:space="preserve">is filtered to density ∈ [0.15, 0.85]; a unit that fires on ~everything or</w:t>
+      </w:r>
+      <w:r>
+        <w:t xml:space="preserve"> </w:t>
+      </w:r>
+      <w:r>
+        <w:t xml:space="preserve">~nothing has a degenerate optimum and would measure thresholding, not search behaviour.</w:t>
+      </w:r>
+    </w:p>
+    <w:p>
+      <w:pPr>
+        <w:pStyle w:val="FirstParagraph"/>
+      </w:pPr>
+      <w:r>
+        <w:rPr>
+          <w:b/>
+          <w:bCs/>
+        </w:rPr>
         <w:t xml:space="preserve">Density is matched, deliberately.</w:t>
       </w:r>
       <w:r>
@@ -1099,8 +1244,8 @@
         <w:t xml:space="preserve">as a density artifact rather than an explainability one.</w:t>
       </w:r>
     </w:p>
-    <w:bookmarkEnd w:id="11"/>
-    <w:bookmarkStart w:id="12" w:name="X800a77220db657470de7f2d546db46ff4c70556"/>
+    <w:bookmarkEnd w:id="12"/>
+    <w:bookmarkStart w:id="13" w:name="X800a77220db657470de7f2d546db46ff4c70556"/>
     <w:p>
       <w:pPr>
         <w:pStyle w:val="Heading2"/>
@@ -1765,8 +1910,8 @@
         <w:t xml:space="preserve">the entire proxy-vs-disjoint gap D5.1 reported.</w:t>
       </w:r>
     </w:p>
-    <w:bookmarkEnd w:id="12"/>
-    <w:bookmarkStart w:id="13" w:name="what-this-does-to-d5.1s-claim"/>
+    <w:bookmarkEnd w:id="13"/>
+    <w:bookmarkStart w:id="14" w:name="what-this-does-to-d5.1s-claim"/>
     <w:p>
       <w:pPr>
         <w:pStyle w:val="Heading2"/>
@@ -2126,8 +2271,8 @@
         <w:t xml:space="preserve">controlled at all.</w:t>
       </w:r>
     </w:p>
-    <w:bookmarkEnd w:id="13"/>
-    <w:bookmarkStart w:id="14" w:name="X33755fa2243aac6fd810dfcc141187863a6866d"/>
+    <w:bookmarkEnd w:id="14"/>
+    <w:bookmarkStart w:id="15" w:name="X33755fa2243aac6fd810dfcc141187863a6866d"/>
     <w:p>
       <w:pPr>
         <w:pStyle w:val="Heading2"/>
@@ -2259,153 +2404,14 @@
         <w:t xml:space="preserve">the distribution over all 512.</w:t>
       </w:r>
     </w:p>
-    <w:bookmarkEnd w:id="14"/>
-    <w:bookmarkStart w:id="15" w:name="next-steps"/>
+    <w:bookmarkEnd w:id="15"/>
+    <w:bookmarkStart w:id="16" w:name="next-steps"/>
     <w:p>
       <w:pPr>
         <w:pStyle w:val="Heading2"/>
       </w:pPr>
       <w:r>
         <w:t xml:space="preserve">6. Next steps</w:t>
-      </w:r>
-    </w:p>
-    <w:p>
-      <w:pPr>
-        <w:pStyle w:val="Compact"/>
-        <w:numPr>
-          <w:ilvl w:val="0"/>
-          <w:numId w:val="1003"/>
-        </w:numPr>
-      </w:pPr>
-      <w:r>
-        <w:rPr>
-          <w:b/>
-          <w:bCs/>
-        </w:rPr>
-        <w:t xml:space="preserve">(A3) Trained units.</w:t>
-      </w:r>
-      <w:r>
-        <w:t xml:space="preserve"> </w:t>
-      </w:r>
-      <w:r>
-        <w:t xml:space="preserve">Fetch SNLI, train the Bowman classifier via</w:t>
-      </w:r>
-      <w:r>
-        <w:t xml:space="preserve"> </w:t>
-      </w:r>
-      <w:r>
-        <w:rPr>
-          <w:rStyle w:val="VerbatimChar"/>
-        </w:rPr>
-        <w:t xml:space="preserve">snli_train.py</w:t>
-      </w:r>
-      <w:r>
-        <w:t xml:space="preserve">, rerun</w:t>
-      </w:r>
-      <w:r>
-        <w:t xml:space="preserve"> </w:t>
-      </w:r>
-      <w:r>
-        <w:t xml:space="preserve">§3 with trained units, and place the answer inside the bracket in §5. Same extractor —</w:t>
-      </w:r>
-      <w:r>
-        <w:t xml:space="preserve"> </w:t>
-      </w:r>
-      <w:r>
-        <w:rPr>
-          <w:rStyle w:val="VerbatimChar"/>
-        </w:rPr>
-        <w:t xml:space="preserve">real_activations.py --ckpt</w:t>
-      </w:r>
-      <w:r>
-        <w:t xml:space="preserve"> </w:t>
-      </w:r>
-      <w:r>
-        <w:t xml:space="preserve">already loads an</w:t>
-      </w:r>
-      <w:r>
-        <w:t xml:space="preserve"> </w:t>
-      </w:r>
-      <w:r>
-        <w:rPr>
-          <w:rStyle w:val="VerbatimChar"/>
-        </w:rPr>
-        <w:t xml:space="preserve">encoder.*</w:t>
-      </w:r>
-      <w:r>
-        <w:t xml:space="preserve">-prefixed state dict.</w:t>
-      </w:r>
-    </w:p>
-    <w:p>
-      <w:pPr>
-        <w:pStyle w:val="Compact"/>
-        <w:numPr>
-          <w:ilvl w:val="0"/>
-          <w:numId w:val="1003"/>
-        </w:numPr>
-      </w:pPr>
-      <w:r>
-        <w:rPr>
-          <w:b/>
-          <w:bCs/>
-        </w:rPr>
-        <w:t xml:space="preserve">(A4) More units.</w:t>
-      </w:r>
-      <w:r>
-        <w:t xml:space="preserve"> </w:t>
-      </w:r>
-      <w:r>
-        <w:t xml:space="preserve">5 of 512 shows direction only. Sweep ~50 and report the distribution of</w:t>
-      </w:r>
-      <w:r>
-        <w:t xml:space="preserve"> </w:t>
-      </w:r>
-      <w:r>
-        <w:t xml:space="preserve">frontier/time, since the unit-to-unit spread is large.</w:t>
-      </w:r>
-    </w:p>
-    <w:p>
-      <w:pPr>
-        <w:pStyle w:val="Compact"/>
-        <w:numPr>
-          <w:ilvl w:val="0"/>
-          <w:numId w:val="1003"/>
-        </w:numPr>
-      </w:pPr>
-      <w:r>
-        <w:rPr>
-          <w:b/>
-          <w:bCs/>
-        </w:rPr>
-        <w:t xml:space="preserve">(B) The beam fix under a realistic target.</w:t>
-      </w:r>
-      <w:r>
-        <w:t xml:space="preserve"> </w:t>
-      </w:r>
-      <w:r>
-        <w:t xml:space="preserve">D5.1’s beam sweep used the proxy, so its clean</w:t>
-      </w:r>
-      <w:r>
-        <w:t xml:space="preserve"> </w:t>
-      </w:r>
-      <w:r>
-        <w:t xml:space="preserve">IoU plateau at width 200 is now suspect for the same reason. Rerun on real units — this is</w:t>
-      </w:r>
-      <w:r>
-        <w:t xml:space="preserve"> </w:t>
-      </w:r>
-      <w:r>
-        <w:t xml:space="preserve">the practically important one, since the beam width is what a user would actually set.</w:t>
-      </w:r>
-    </w:p>
-    <w:bookmarkEnd w:id="15"/>
-    <w:bookmarkStart w:id="16" w:name="artifacts"/>
-    <w:p>
-      <w:pPr>
-        <w:pStyle w:val="Heading2"/>
-      </w:pPr>
-      <w:r>
-        <w:t xml:space="preserve">7. Artifacts</w:t>
       </w:r>
     </w:p>
     <w:p>
@@ -2417,7 +2423,17 @@
         </w:numPr>
       </w:pPr>
       <w:r>
-        <w:t xml:space="preserve">Activations:</w:t>
+        <w:rPr>
+          <w:b/>
+          <w:bCs/>
+        </w:rPr>
+        <w:t xml:space="preserve">(A3) Trained units.</w:t>
+      </w:r>
+      <w:r>
+        <w:t xml:space="preserve"> </w:t>
+      </w:r>
+      <w:r>
+        <w:t xml:space="preserve">Fetch SNLI, train the Bowman classifier via</w:t>
       </w:r>
       <w:r>
         <w:t xml:space="preserve"> </w:t>
@@ -2426,13 +2442,16 @@
         <w:rPr>
           <w:rStyle w:val="VerbatimChar"/>
         </w:rPr>
-        <w:t xml:space="preserve">src/real_activations.py</w:t>
-      </w:r>
-      <w:r>
-        <w:t xml:space="preserve"> </w:t>
-      </w:r>
-      <w:r>
-        <w:t xml:space="preserve">→</w:t>
+        <w:t xml:space="preserve">snli_train.py</w:t>
+      </w:r>
+      <w:r>
+        <w:t xml:space="preserve">, rerun</w:t>
+      </w:r>
+      <w:r>
+        <w:t xml:space="preserve"> </w:t>
+      </w:r>
+      <w:r>
+        <w:t xml:space="preserve">§3 with trained units, and place the answer inside the bracket in §5. Same extractor —</w:t>
       </w:r>
       <w:r>
         <w:t xml:space="preserve"> </w:t>
@@ -2441,13 +2460,25 @@
         <w:rPr>
           <w:rStyle w:val="VerbatimChar"/>
         </w:rPr>
-        <w:t xml:space="preserve">results/real_activations.npz</w:t>
-      </w:r>
-      <w:r>
-        <w:t xml:space="preserve"> </w:t>
-      </w:r>
-      <w:r>
-        <w:t xml:space="preserve">(512 units × 2 547 tokens)</w:t>
+        <w:t xml:space="preserve">real_activations.py --ckpt</w:t>
+      </w:r>
+      <w:r>
+        <w:t xml:space="preserve"> </w:t>
+      </w:r>
+      <w:r>
+        <w:t xml:space="preserve">already loads an</w:t>
+      </w:r>
+      <w:r>
+        <w:t xml:space="preserve"> </w:t>
+      </w:r>
+      <w:r>
+        <w:rPr>
+          <w:rStyle w:val="VerbatimChar"/>
+        </w:rPr>
+        <w:t xml:space="preserve">encoder.*</w:t>
+      </w:r>
+      <w:r>
+        <w:t xml:space="preserve">-prefixed state dict.</w:t>
       </w:r>
     </w:p>
     <w:p>
@@ -2459,31 +2490,23 @@
         </w:numPr>
       </w:pPr>
       <w:r>
-        <w:t xml:space="preserve">Search with real units:</w:t>
-      </w:r>
-      <w:r>
-        <w:t xml:space="preserve"> </w:t>
-      </w:r>
-      <w:r>
-        <w:rPr>
-          <w:rStyle w:val="VerbatimChar"/>
-        </w:rPr>
-        <w:t xml:space="preserve">src/real_token_search.py --neuron real</w:t>
-      </w:r>
-      <w:r>
-        <w:t xml:space="preserve"> </w:t>
-      </w:r>
-      <w:r>
-        <w:t xml:space="preserve">→</w:t>
-      </w:r>
-      <w:r>
-        <w:t xml:space="preserve"> </w:t>
-      </w:r>
-      <w:r>
-        <w:rPr>
-          <w:rStyle w:val="VerbatimChar"/>
-        </w:rPr>
-        <w:t xml:space="preserve">results/real_units_K15.csv</w:t>
+        <w:rPr>
+          <w:b/>
+          <w:bCs/>
+        </w:rPr>
+        <w:t xml:space="preserve">(A4) More units.</w:t>
+      </w:r>
+      <w:r>
+        <w:t xml:space="preserve"> </w:t>
+      </w:r>
+      <w:r>
+        <w:t xml:space="preserve">5 of 512 shows direction only. Sweep ~50 and report the distribution of</w:t>
+      </w:r>
+      <w:r>
+        <w:t xml:space="preserve"> </w:t>
+      </w:r>
+      <w:r>
+        <w:t xml:space="preserve">frontier/time, since the unit-to-unit spread is large.</w:t>
       </w:r>
     </w:p>
     <w:p>
@@ -2495,16 +2518,39 @@
         </w:numPr>
       </w:pPr>
       <w:r>
-        <w:t xml:space="preserve">Shared parser guaranteeing axis alignment:</w:t>
-      </w:r>
-      <w:r>
-        <w:t xml:space="preserve"> </w:t>
-      </w:r>
-      <w:r>
-        <w:rPr>
-          <w:rStyle w:val="VerbatimChar"/>
-        </w:rPr>
-        <w:t xml:space="preserve">real_token_masks.load_sentences</w:t>
+        <w:rPr>
+          <w:b/>
+          <w:bCs/>
+        </w:rPr>
+        <w:t xml:space="preserve">(B) The beam fix under a realistic target.</w:t>
+      </w:r>
+      <w:r>
+        <w:t xml:space="preserve"> </w:t>
+      </w:r>
+      <w:r>
+        <w:t xml:space="preserve">D5.1’s beam sweep used the proxy, so its clean</w:t>
+      </w:r>
+      <w:r>
+        <w:t xml:space="preserve"> </w:t>
+      </w:r>
+      <w:r>
+        <w:t xml:space="preserve">IoU plateau at width 200 is now suspect for the same reason. Rerun on real units — this is</w:t>
+      </w:r>
+      <w:r>
+        <w:t xml:space="preserve"> </w:t>
+      </w:r>
+      <w:r>
+        <w:t xml:space="preserve">the practically important one, since the beam width is what a user would actually set.</w:t>
+      </w:r>
+    </w:p>
+    <w:bookmarkEnd w:id="16"/>
+    <w:bookmarkStart w:id="17" w:name="artifacts"/>
+    <w:p>
+      <w:pPr>
+        <w:pStyle w:val="Heading2"/>
+      </w:pPr>
+      <w:r>
+        <w:t xml:space="preserve">7. Artifacts</w:t>
       </w:r>
     </w:p>
     <w:p>
@@ -2512,15 +2558,114 @@
         <w:pStyle w:val="Compact"/>
         <w:numPr>
           <w:ilvl w:val="0"/>
-          <w:numId w:val="1004"/>
+          <w:numId w:val="1005"/>
         </w:numPr>
       </w:pPr>
       <w:r>
+        <w:t xml:space="preserve">Activations:</w:t>
+      </w:r>
+      <w:r>
+        <w:t xml:space="preserve"> </w:t>
+      </w:r>
+      <w:r>
+        <w:rPr>
+          <w:rStyle w:val="VerbatimChar"/>
+        </w:rPr>
+        <w:t xml:space="preserve">src/real_activations.py</w:t>
+      </w:r>
+      <w:r>
+        <w:t xml:space="preserve"> </w:t>
+      </w:r>
+      <w:r>
+        <w:t xml:space="preserve">→</w:t>
+      </w:r>
+      <w:r>
+        <w:t xml:space="preserve"> </w:t>
+      </w:r>
+      <w:r>
+        <w:rPr>
+          <w:rStyle w:val="VerbatimChar"/>
+        </w:rPr>
+        <w:t xml:space="preserve">results/real_activations.npz</w:t>
+      </w:r>
+      <w:r>
+        <w:t xml:space="preserve"> </w:t>
+      </w:r>
+      <w:r>
+        <w:t xml:space="preserve">(512 units × 2 547 tokens)</w:t>
+      </w:r>
+    </w:p>
+    <w:p>
+      <w:pPr>
+        <w:pStyle w:val="Compact"/>
+        <w:numPr>
+          <w:ilvl w:val="0"/>
+          <w:numId w:val="1005"/>
+        </w:numPr>
+      </w:pPr>
+      <w:r>
+        <w:t xml:space="preserve">Search with real units:</w:t>
+      </w:r>
+      <w:r>
+        <w:t xml:space="preserve"> </w:t>
+      </w:r>
+      <w:r>
+        <w:rPr>
+          <w:rStyle w:val="VerbatimChar"/>
+        </w:rPr>
+        <w:t xml:space="preserve">src/real_token_search.py --neuron real</w:t>
+      </w:r>
+      <w:r>
+        <w:t xml:space="preserve"> </w:t>
+      </w:r>
+      <w:r>
+        <w:t xml:space="preserve">→</w:t>
+      </w:r>
+      <w:r>
+        <w:t xml:space="preserve"> </w:t>
+      </w:r>
+      <w:r>
+        <w:rPr>
+          <w:rStyle w:val="VerbatimChar"/>
+        </w:rPr>
+        <w:t xml:space="preserve">results/real_units_K15.csv</w:t>
+      </w:r>
+    </w:p>
+    <w:p>
+      <w:pPr>
+        <w:pStyle w:val="Compact"/>
+        <w:numPr>
+          <w:ilvl w:val="0"/>
+          <w:numId w:val="1005"/>
+        </w:numPr>
+      </w:pPr>
+      <w:r>
+        <w:t xml:space="preserve">Shared parser guaranteeing axis alignment:</w:t>
+      </w:r>
+      <w:r>
+        <w:t xml:space="preserve"> </w:t>
+      </w:r>
+      <w:r>
+        <w:rPr>
+          <w:rStyle w:val="VerbatimChar"/>
+        </w:rPr>
+        <w:t xml:space="preserve">real_token_masks.load_sentences</w:t>
+      </w:r>
+    </w:p>
+    <w:p>
+      <w:pPr>
+        <w:pStyle w:val="Compact"/>
+        <w:numPr>
+          <w:ilvl w:val="0"/>
+          <w:numId w:val="1005"/>
+        </w:numPr>
+      </w:pPr>
+      <w:r>
         <w:t xml:space="preserve">Unchanged from D5.1: masks, statistics, the beam patch</w:t>
       </w:r>
     </w:p>
-    <w:bookmarkEnd w:id="16"/>
     <w:bookmarkEnd w:id="17"/>
+    <w:bookmarkEnd w:id="18"/>
     <w:sectPr>
       <w:pgSz w:h="12240" w:orient="landscape" w:w="15840"/>
       <w:pgMar w:bottom="720" w:footer="720" w:gutter="0" w:header="720" w:left="720" w:right="720" w:top="720"/>
@@ -2746,6 +2891,9 @@
     <w:abstractNumId w:val="991"/>
   </w:num>
   <w:num w:numId="1004">
+    <w:abstractNumId w:val="991"/>
+  </w:num>
+  <w:num w:numId="1005">
     <w:abstractNumId w:val="991"/>
   </w:num>
 </w:numbering>
